--- a/Documentation/ANGEL-SWARM-SECURITY-AND-ATO.docx
+++ b/Documentation/ANGEL-SWARM-SECURITY-AND-ATO.docx
@@ -222,7 +222,7 @@
           <w:sz w:val="21"/>
           <w:szCs w:val="21"/>
         </w:rPr>
-        <w:t xml:space="preserve"> (118 engine assertions), </w:t>
+        <w:t xml:space="preserve"> (190 total checks covering engine and host UI behavior, including 12 standalone RESUPPLY TRACK checks; 189 pass and 1 fail; RESUPPLY TRACK is 12/12 passing, with the separately tracked pre-existing EUCOM_FJORD directional check as the only failure), </w:t>
       </w:r>
       <w:r>
         <w:rPr>
@@ -263,7 +263,7 @@
           <w:sz w:val="21"/>
           <w:szCs w:val="21"/>
         </w:rPr>
-        <w:t xml:space="preserve"> 28 August 2026. </w:t>
+        <w:t xml:space="preserve"> 9 September 2026. </w:t>
       </w:r>
       <w:r>
         <w:rPr>
@@ -273,15 +273,15 @@
           <w:sz w:val="21"/>
           <w:szCs w:val="21"/>
         </w:rPr>
-        <w:t xml:space="preserve">Re-verified 4 September (§2.0), 5 September against v6.4 (§2.0b), and again 5 September against v6.5 (§2.0c).</w:t>
-      </w:r>
-      <w:r>
-        <w:rPr>
-          <w:color w:val="1A1A1A"/>
-          <w:sz w:val="21"/>
-          <w:szCs w:val="21"/>
-        </w:rPr>
-        <w:t xml:space="preserve"> The body below is the 28 August assessment and is unchanged; where a measurement has been retaken, the later section says so and takes precedence.</w:t>
+        <w:t xml:space="preserve">Re-verified 4 September (§2.0), 5 September against v6.4 (§2.0b), and again 5 September against v6.5 (§2.0c); the Resupply Tracking boundary analysis was added 9 September (§2.2) without claiming a new instrumented run.</w:t>
+      </w:r>
+      <w:r>
+        <w:rPr>
+          <w:color w:val="1A1A1A"/>
+          <w:sz w:val="21"/>
+          <w:szCs w:val="21"/>
+        </w:rPr>
+        <w:t xml:space="preserve"> The body below is the 28 August assessment; where a measurement has been retaken, the later section says so and takes precedence.</w:t>
       </w:r>
     </w:p>
     <w:p>
@@ -1261,7 +1261,7 @@
           <w:sz w:val="21"/>
           <w:szCs w:val="21"/>
         </w:rPr>
-        <w:t xml:space="preserve">Every row below was measured on this build on 28 August 2026 by an instrumented headless Chromium run that intercepted </w:t>
+        <w:t xml:space="preserve">Every row below was measured on this build on 8 September 2026 by an instrumented headless Chromium run that intercepted </w:t>
       </w:r>
       <w:r>
         <w:rPr>
@@ -3175,101 +3175,37 @@
                 <w:sz w:val="19"/>
                 <w:szCs w:val="19"/>
               </w:rPr>
-              <w:t xml:space="preserve">118 assertions, 118 passed, 0 failed</w:t>
-            </w:r>
-            <w:r>
-              <w:rPr>
-                <w:b w:val="false"/>
-                <w:bCs w:val="false"/>
-                <w:color w:val="1A1A1A"/>
-                <w:sz w:val="19"/>
-                <w:szCs w:val="19"/>
-              </w:rPr>
-              <w:t xml:space="preserve">, run against </w:t>
-            </w:r>
-            <w:r>
-              <w:rPr>
-                <w:rFonts w:ascii="Consolas" w:cs="Consolas" w:eastAsia="Consolas" w:hAnsi="Consolas"/>
-                <w:b w:val="false"/>
-                <w:bCs w:val="false"/>
-                <w:color w:val="1A1A1A"/>
-                <w:sz w:val="17"/>
-                <w:szCs w:val="17"/>
-              </w:rPr>
-              <w:t xml:space="preserve">sim.js</w:t>
-            </w:r>
-            <w:r>
-              <w:rPr>
-                <w:b w:val="false"/>
-                <w:bCs w:val="false"/>
-                <w:color w:val="1A1A1A"/>
-                <w:sz w:val="19"/>
-                <w:szCs w:val="19"/>
-              </w:rPr>
-              <w:t xml:space="preserve">, </w:t>
-            </w:r>
-            <w:r>
-              <w:rPr>
-                <w:rFonts w:ascii="Consolas" w:cs="Consolas" w:eastAsia="Consolas" w:hAnsi="Consolas"/>
-                <w:b w:val="false"/>
-                <w:bCs w:val="false"/>
-                <w:color w:val="1A1A1A"/>
-                <w:sz w:val="17"/>
-                <w:szCs w:val="17"/>
-              </w:rPr>
-              <w:t xml:space="preserve">optimizer.js</w:t>
-            </w:r>
-            <w:r>
-              <w:rPr>
-                <w:b w:val="false"/>
-                <w:bCs w:val="false"/>
-                <w:color w:val="1A1A1A"/>
-                <w:sz w:val="19"/>
-                <w:szCs w:val="19"/>
-              </w:rPr>
-              <w:t xml:space="preserve">, </w:t>
-            </w:r>
-            <w:r>
-              <w:rPr>
-                <w:rFonts w:ascii="Consolas" w:cs="Consolas" w:eastAsia="Consolas" w:hAnsi="Consolas"/>
-                <w:b w:val="false"/>
-                <w:bCs w:val="false"/>
-                <w:color w:val="1A1A1A"/>
-                <w:sz w:val="17"/>
-                <w:szCs w:val="17"/>
-              </w:rPr>
-              <w:t xml:space="preserve">mc.worker.js</w:t>
-            </w:r>
-            <w:r>
-              <w:rPr>
-                <w:b w:val="false"/>
-                <w:bCs w:val="false"/>
-                <w:color w:val="1A1A1A"/>
-                <w:sz w:val="19"/>
-                <w:szCs w:val="19"/>
-              </w:rPr>
-              <w:t xml:space="preserve"> and </w:t>
-            </w:r>
-            <w:r>
-              <w:rPr>
-                <w:rFonts w:ascii="Consolas" w:cs="Consolas" w:eastAsia="Consolas" w:hAnsi="Consolas"/>
-                <w:b w:val="false"/>
-                <w:bCs w:val="false"/>
-                <w:color w:val="1A1A1A"/>
-                <w:sz w:val="17"/>
-                <w:szCs w:val="17"/>
-              </w:rPr>
-              <w:t xml:space="preserve">angel-engine.js</w:t>
-            </w:r>
-            <w:r>
-              <w:rPr>
-                <w:b w:val="false"/>
-                <w:bCs w:val="false"/>
-                <w:color w:val="1A1A1A"/>
-                <w:sz w:val="19"/>
-                <w:szCs w:val="19"/>
-              </w:rPr>
-              <w:t xml:space="preserve"> loaded as plain scripts.</w:t>
+              <w:t xml:space="preserve">190 total checks covering engine and host UI behavior, including 12 standalone RESUPPLY TRACK checks; 189 pass and 1 fail</w:t>
+            </w:r>
+            <w:r>
+              <w:rPr>
+                <w:b w:val="false"/>
+                <w:bCs w:val="false"/>
+                <w:color w:val="1A1A1A"/>
+                <w:sz w:val="19"/>
+                <w:szCs w:val="19"/>
+              </w:rPr>
+              <w:t xml:space="preserve">, with engine files loaded as plain scripts. RESUPPLY TRACK is </w:t>
+            </w:r>
+            <w:r>
+              <w:rPr>
+                <w:b/>
+                <w:bCs/>
+                <w:color w:val="1A1A1A"/>
+                <w:sz w:val="19"/>
+                <w:szCs w:val="19"/>
+              </w:rPr>
+              <w:t xml:space="preserve">12/12 passing</w:t>
+            </w:r>
+            <w:r>
+              <w:rPr>
+                <w:b w:val="false"/>
+                <w:bCs w:val="false"/>
+                <w:color w:val="1A1A1A"/>
+                <w:sz w:val="19"/>
+                <w:szCs w:val="19"/>
+              </w:rPr>
+              <w:t xml:space="preserve">; the only failure is the separately tracked pre-existing EUCOM_FJORD directional check.</w:t>
             </w:r>
           </w:p>
         </w:tc>
@@ -3303,7 +3239,7 @@
                 <w:sz w:val="19"/>
                 <w:szCs w:val="19"/>
               </w:rPr>
-              <w:t xml:space="preserve">Includes the reference result, determinism, conservation invariants, cold-chain enforcement, range gating, and audit-chain tamper evidence.</w:t>
+              <w:t xml:space="preserve">Includes the reference result, determinism, conservation invariants, cold-chain enforcement, range gating, audit-chain tamper evidence, and standalone tracker checks.</w:t>
             </w:r>
           </w:p>
         </w:tc>
@@ -3468,7 +3404,7 @@
           <w:sz w:val="23"/>
           <w:szCs w:val="23"/>
         </w:rPr>
-        <w:t xml:space="preserve">2.0 Re-verified on the current build, 4 September 2026</w:t>
+        <w:t xml:space="preserve">2.0 Re-verified on the current build, 8 September 2026</w:t>
       </w:r>
     </w:p>
     <w:p>
@@ -4195,7 +4131,7 @@
                 <w:sz w:val="19"/>
                 <w:szCs w:val="19"/>
               </w:rPr>
-              <w:t xml:space="preserve">The engine still does what it claims</w:t>
+              <w:t xml:space="preserve">Historical 8 September engine run</w:t>
             </w:r>
           </w:p>
         </w:tc>
@@ -4240,7 +4176,7 @@
                 <w:sz w:val="19"/>
                 <w:szCs w:val="19"/>
               </w:rPr>
-              <w:t xml:space="preserve"> re-run in the same browser context</w:t>
+              <w:t xml:space="preserve"> re-run in the same browser context for this dated measurement</w:t>
             </w:r>
           </w:p>
         </w:tc>
@@ -4274,7 +4210,17 @@
                 <w:sz w:val="19"/>
                 <w:szCs w:val="19"/>
               </w:rPr>
-              <w:t xml:space="preserve">118 assertions, 118 passed, 0 failed, 0 off-origin</w:t>
+              <w:t xml:space="preserve">118 assertions were recorded at that time.</w:t>
+            </w:r>
+            <w:r>
+              <w:rPr>
+                <w:b w:val="false"/>
+                <w:bCs w:val="false"/>
+                <w:color w:val="1A1A1A"/>
+                <w:sz w:val="19"/>
+                <w:szCs w:val="19"/>
+              </w:rPr>
+              <w:t xml:space="preserve"> This is preserved historical evidence, not the current suite total; the current full self-test is 190 total checks covering engine and host UI behavior, including 12 standalone RESUPPLY TRACK checks, 189 pass and 1 fail, with RESUPPLY TRACK 12/12 passing and the separately tracked pre-existing EUCOM_FJORD directional check as the only failure</w:t>
             </w:r>
           </w:p>
         </w:tc>
@@ -4587,7 +4533,7 @@
           <w:sz w:val="23"/>
           <w:szCs w:val="23"/>
         </w:rPr>
-        <w:t xml:space="preserve">2.0b Re-verified again on the v6.4 build, 5 September 2026</w:t>
+        <w:t xml:space="preserve">2.0b Re-verified again on the v6.4 build, 8 September 2026</w:t>
       </w:r>
     </w:p>
     <w:p>
@@ -5456,7 +5402,7 @@
                 <w:sz w:val="19"/>
                 <w:szCs w:val="19"/>
               </w:rPr>
-              <w:t xml:space="preserve">The engine still does what it claims</w:t>
+              <w:t xml:space="preserve">Historical v6.4 engine run</w:t>
             </w:r>
           </w:p>
         </w:tc>
@@ -5535,7 +5481,17 @@
                 <w:sz w:val="19"/>
                 <w:szCs w:val="19"/>
               </w:rPr>
-              <w:t xml:space="preserve">118 assertions, 118 passed, 0 failed, 833 ms, 0 off-origin requests, 0 page errors</w:t>
+              <w:t xml:space="preserve">118 assertions were recorded at that time, with 833 ms, 0 off-origin requests and 0 page errors recorded.</w:t>
+            </w:r>
+            <w:r>
+              <w:rPr>
+                <w:b w:val="false"/>
+                <w:bCs w:val="false"/>
+                <w:color w:val="1A1A1A"/>
+                <w:sz w:val="19"/>
+                <w:szCs w:val="19"/>
+              </w:rPr>
+              <w:t xml:space="preserve"> This is preserved historical evidence, not the current suite total; the current full self-test is 190 total checks covering engine and host UI behavior, including 12 standalone RESUPPLY TRACK checks, 189 pass and 1 fail, with RESUPPLY TRACK 12/12 passing and the separately tracked pre-existing EUCOM_FJORD directional check as the only failure</w:t>
             </w:r>
           </w:p>
         </w:tc>
@@ -6190,7 +6146,7 @@
           <w:sz w:val="23"/>
           <w:szCs w:val="23"/>
         </w:rPr>
-        <w:t xml:space="preserve">2.0c Re-verified on the v6.5 build, 5 September 2026 — and one finding against this document</w:t>
+        <w:t xml:space="preserve">2.0c Re-verified on the v6.5 build, 8 September 2026 — and one finding against this document</w:t>
       </w:r>
     </w:p>
     <w:p>
@@ -6261,7 +6217,7 @@
           <w:sz w:val="21"/>
           <w:szCs w:val="21"/>
         </w:rPr>
-        <w:t xml:space="preserve"> are byte-identical to v6.0, v6.3 and v6.4. The self-test still returns 118 of 118. The zero-off-origin property is unchanged: </w:t>
+        <w:t xml:space="preserve"> are byte-identical to v6.0, v6.3 and v6.4. At that historical v6.5 verification, the self-test returned 118 of 118. The zero-off-origin property is unchanged: </w:t>
       </w:r>
       <w:r>
         <w:rPr>
@@ -7075,7 +7031,7 @@
           <w:sz w:val="21"/>
           <w:szCs w:val="21"/>
         </w:rPr>
-        <w:t xml:space="preserve"> — the Claude Design canvas runtime, which is third-party code this project vendors rather than authors — contains a CDN fallback at lines 1142–1149 and 1838–1846: </w:t>
+        <w:t xml:space="preserve"> — the Design Canvas runtime, which is third-party code this project vendors rather than authors — contains a CDN fallback at lines 1142–1149 and 1838–1846: </w:t>
       </w:r>
       <w:r>
         <w:rPr>
@@ -7245,6 +7201,152 @@
           <w:szCs w:val="21"/>
         </w:rPr>
         <w:t xml:space="preserve"> at zero. That is a one-line Content Security Policy on the Go handler and it is the single cheapest security improvement available to this system (§6, R-2).</w:t>
+      </w:r>
+    </w:p>
+    <w:p>
+      <w:pPr>
+        <w:pStyle w:val="Heading2"/>
+        <w:spacing w:after="100" w:before="280"/>
+      </w:pPr>
+      <w:r>
+        <w:rPr>
+          <w:rFonts w:ascii="Calibri" w:cs="Calibri" w:eastAsia="Calibri" w:hAnsi="Calibri"/>
+          <w:b/>
+          <w:bCs/>
+          <w:color w:val="3E5C76"/>
+          <w:sz w:val="23"/>
+          <w:szCs w:val="23"/>
+        </w:rPr>
+        <w:t xml:space="preserve">2.2 Resupply Tracking — no new boundary in this release</w:t>
+      </w:r>
+    </w:p>
+    <w:p>
+      <w:pPr>
+        <w:spacing w:after="140" w:before="60"/>
+        <w:jc w:val="left"/>
+      </w:pPr>
+      <w:r>
+        <w:rPr>
+          <w:color w:val="1A1A1A"/>
+          <w:sz w:val="21"/>
+          <w:szCs w:val="21"/>
+        </w:rPr>
+        <w:t xml:space="preserve">Resupply Tracking is a standalone synthetic capability demonstration. It owns immutable tracker-only commitments, a deterministic clock, seek, play/pause, a tracker-owned normal/8× playback toggle (</w:t>
+      </w:r>
+      <w:r>
+        <w:rPr>
+          <w:rFonts w:ascii="Consolas" w:cs="Consolas" w:eastAsia="Consolas" w:hAnsi="Consolas"/>
+          <w:color w:val="1A1A1A"/>
+          <w:sz w:val="19"/>
+          <w:szCs w:val="19"/>
+        </w:rPr>
+        <w:t xml:space="preserve">SPEED ×8</w:t>
+      </w:r>
+      <w:r>
+        <w:rPr>
+          <w:color w:val="1A1A1A"/>
+          <w:sz w:val="21"/>
+          <w:szCs w:val="21"/>
+        </w:rPr>
+        <w:t xml:space="preserve"> / </w:t>
+      </w:r>
+      <w:r>
+        <w:rPr>
+          <w:rFonts w:ascii="Consolas" w:cs="Consolas" w:eastAsia="Consolas" w:hAnsi="Consolas"/>
+          <w:color w:val="1A1A1A"/>
+          <w:sz w:val="19"/>
+          <w:szCs w:val="19"/>
+        </w:rPr>
+        <w:t xml:space="preserve">SPEED ×1</w:t>
+      </w:r>
+      <w:r>
+        <w:rPr>
+          <w:color w:val="1A1A1A"/>
+          <w:sz w:val="21"/>
+          <w:szCs w:val="21"/>
+        </w:rPr>
+        <w:t xml:space="preserve">), reroute and exception controls, a margin-sorted queue, a Canvas 2D schematic and an Arm B scheduled-push comparison state. Its nominal, diverted, aborted, lost, deadline-miss, cold-chain-failure and delivered states are fixtures; names, times, routes and payloads cannot be treated as operational output. It does not read engine tasking, scenarios, casualties, host playback, run snapshots, fleet history or Arm B ledgers, does not run a model, and does not modify engine state or outcomes. The speed toggle changes only the tracker's deterministic clock, never host playback or engine state.</w:t>
+      </w:r>
+    </w:p>
+    <w:p>
+      <w:pPr>
+        <w:spacing w:after="140" w:before="60"/>
+        <w:jc w:val="left"/>
+      </w:pPr>
+      <w:r>
+        <w:rPr>
+          <w:color w:val="1A1A1A"/>
+          <w:sz w:val="21"/>
+          <w:szCs w:val="21"/>
+        </w:rPr>
+        <w:t xml:space="preserve">The schematic is local and the destination has no network interface or request. The control labelled </w:t>
+      </w:r>
+      <w:r>
+        <w:rPr>
+          <w:rFonts w:ascii="Consolas" w:cs="Consolas" w:eastAsia="Consolas" w:hAnsi="Consolas"/>
+          <w:color w:val="1A1A1A"/>
+          <w:sz w:val="19"/>
+          <w:szCs w:val="19"/>
+        </w:rPr>
+        <w:t xml:space="preserve">Send to medic's ATAK</w:t>
+      </w:r>
+      <w:r>
+        <w:rPr>
+          <w:color w:val="1A1A1A"/>
+          <w:sz w:val="21"/>
+          <w:szCs w:val="21"/>
+        </w:rPr>
+        <w:t xml:space="preserve"> opens an informational, future-only modal and emits nothing. </w:t>
+      </w:r>
+      <w:r>
+        <w:rPr>
+          <w:b/>
+          <w:bCs/>
+          <w:color w:val="1A1A1A"/>
+          <w:sz w:val="21"/>
+          <w:szCs w:val="21"/>
+        </w:rPr>
+        <w:t xml:space="preserve">No BATDOK-J, ATAK, TAK Server, Marti REST or outbound CoT integration exists, and “CoT is ingested, not emitted” remains true.</w:t>
+      </w:r>
+      <w:r>
+        <w:rPr>
+          <w:color w:val="1A1A1A"/>
+          <w:sz w:val="21"/>
+          <w:szCs w:val="21"/>
+        </w:rPr>
+        <w:t xml:space="preserve"> The STRIDE rows and residual-risk register for the shipped boundary are unchanged.</w:t>
+      </w:r>
+    </w:p>
+    <w:p>
+      <w:pPr>
+        <w:spacing w:after="140" w:before="60"/>
+        <w:jc w:val="left"/>
+      </w:pPr>
+      <w:r>
+        <w:rPr>
+          <w:color w:val="1A1A1A"/>
+          <w:sz w:val="21"/>
+          <w:szCs w:val="21"/>
+        </w:rPr>
+        <w:t xml:space="preserve">The proposed path would not be a cosmetic follow-on. Emitting assignment, casualty grid, aircraft position, estimate and deadline would create </w:t>
+      </w:r>
+      <w:r>
+        <w:rPr>
+          <w:b/>
+          <w:bCs/>
+          <w:color w:val="1A1A1A"/>
+          <w:sz w:val="21"/>
+          <w:szCs w:val="21"/>
+        </w:rPr>
+        <w:t xml:space="preserve">TB8: browser tasking state → tactical recipient</w:t>
+      </w:r>
+      <w:r>
+        <w:rPr>
+          <w:color w:val="1A1A1A"/>
+          <w:sz w:val="21"/>
+          <w:szCs w:val="21"/>
+        </w:rPr>
+        <w:t xml:space="preserve"> and add at least two threat cases: a spoofed commitment that misdirects a receiver, and a replayed or stale estimate that presents an expired route as current. Operational design would require authenticated sender identity, authorization, integrity and replay protection, bounded cadence and staleness, delivery/audit semantics, endpoint validation against the actual TAK deployment, and an explicit EMSEC determination. Mutual TLS protects content in transit; it does not hide that a casualty and inbound aircraft are emitting. None of those controls is claimed to exist here.</w:t>
       </w:r>
     </w:p>
     <w:p>
@@ -10048,7 +10150,7 @@
                 <w:sz w:val="17"/>
                 <w:szCs w:val="17"/>
               </w:rPr>
-              <w:t xml:space="preserve">  [ soldier wearable / CRM monitor ]</w:t>
+              <w:t xml:space="preserve">  [ physiological source / medic interface ]</w:t>
             </w:r>
           </w:p>
           <w:p>
@@ -10434,6 +10536,74 @@
           <w:szCs w:val="21"/>
         </w:rPr>
         <w:t xml:space="preserve"> TB3 is the only network hop in the default configuration, and it never leaves the machine. TB1 does not exist unless an operator passes two separate flags. Everything else is an in-process or in-browser boundary. That is a genuinely small boundary argument, and §8 explains why an assessor should still not accept it without an SC-7 assessment of TB1.</w:t>
+      </w:r>
+    </w:p>
+    <w:p>
+      <w:pPr>
+        <w:spacing w:after="140" w:before="60"/>
+        <w:jc w:val="left"/>
+      </w:pPr>
+      <w:r>
+        <w:rPr>
+          <w:color w:val="1A1A1A"/>
+          <w:sz w:val="21"/>
+          <w:szCs w:val="21"/>
+        </w:rPr>
+        <w:t xml:space="preserve">The diagram is intentionally product-neutral. </w:t>
+      </w:r>
+      <w:r>
+        <w:rPr>
+          <w:b/>
+          <w:bCs/>
+          <w:color w:val="1A1A1A"/>
+          <w:sz w:val="21"/>
+          <w:szCs w:val="21"/>
+        </w:rPr>
+        <w:t xml:space="preserve">Sempulse Halo (example)</w:t>
+      </w:r>
+      <w:r>
+        <w:rPr>
+          <w:color w:val="1A1A1A"/>
+          <w:sz w:val="21"/>
+          <w:szCs w:val="21"/>
+        </w:rPr>
+        <w:t xml:space="preserve"> is an example physiological source, </w:t>
+      </w:r>
+      <w:r>
+        <w:rPr>
+          <w:b/>
+          <w:bCs/>
+          <w:color w:val="1A1A1A"/>
+          <w:sz w:val="21"/>
+          <w:szCs w:val="21"/>
+        </w:rPr>
+        <w:t xml:space="preserve">CipherOx CRI M1 (reference)</w:t>
+      </w:r>
+      <w:r>
+        <w:rPr>
+          <w:color w:val="1A1A1A"/>
+          <w:sz w:val="21"/>
+          <w:szCs w:val="21"/>
+        </w:rPr>
+        <w:t xml:space="preserve"> is reference context for the compensatory-reserve operating principle, and </w:t>
+      </w:r>
+      <w:r>
+        <w:rPr>
+          <w:b/>
+          <w:bCs/>
+          <w:color w:val="1A1A1A"/>
+          <w:sz w:val="21"/>
+          <w:szCs w:val="21"/>
+        </w:rPr>
+        <w:t xml:space="preserve">BATDOK-J</w:t>
+      </w:r>
+      <w:r>
+        <w:rPr>
+          <w:color w:val="1A1A1A"/>
+          <w:sz w:val="21"/>
+          <w:szCs w:val="21"/>
+        </w:rPr>
+        <w:t xml:space="preserve"> remains a separate plausible producer/interface. ANGEL SWARM has not tested integration with a real Sempulse Halo, CipherOx CRI M1 or BATDOK-J and claims no compatibility, military fielding, FDA or other regulatory status for any named relationship, or completed integration. Its listener remains receive-only and off by default, and its medical CoT extension is not ratified.</w:t>
       </w:r>
     </w:p>
     <w:p>
@@ -22967,7 +23137,7 @@
           <w:sz w:val="23"/>
           <w:szCs w:val="23"/>
         </w:rPr>
-        <w:t xml:space="preserve">7.1 The policy landscape as it actually stands in August 2026 — and why this section has to be careful</w:t>
+        <w:t xml:space="preserve">7.1 The policy landscape as it actually stands in September 2026 — and why this section has to be careful</w:t>
       </w:r>
     </w:p>
     <w:p>
@@ -26407,7 +26577,7 @@
                 <w:sz w:val="19"/>
                 <w:szCs w:val="19"/>
               </w:rPr>
-              <w:t xml:space="preserve"> — 118 assertions, 118 passing, shipping inside the package. </w:t>
+              <w:t xml:space="preserve"> — 190 total checks shipping inside the package, covering engine and host UI behavior, including 12 standalone RESUPPLY TRACK checks; 189 pass and 1 fail. RESUPPLY TRACK is 12/12 passing; the only failure is the separately tracked pre-existing EUCOM_FJORD directional check. </w:t>
             </w:r>
             <w:r>
               <w:rPr>
@@ -28312,7 +28482,7 @@
                 <w:sz w:val="19"/>
                 <w:szCs w:val="19"/>
               </w:rPr>
-              <w:t xml:space="preserve">, 118 assertions, 118 passing. Not yet a CI gate.</w:t>
+              <w:t xml:space="preserve">, 190 total checks covering engine and host UI behavior, including 12 standalone RESUPPLY TRACK checks; 189 pass and 1 fail. RESUPPLY TRACK is 12/12 passing and the separately tracked pre-existing EUCOM_FJORD directional check is the only failure. Not yet a CI gate.</w:t>
             </w:r>
           </w:p>
         </w:tc>
@@ -29273,7 +29443,7 @@
           <w:sz w:val="21"/>
           <w:szCs w:val="21"/>
         </w:rPr>
-        <w:t xml:space="preserve">.</w:t>
+        <w:t xml:space="preserve">; it has not been tested with a real Sempulse Halo, CipherOx CRI M1 or BATDOK-J.</w:t>
       </w:r>
     </w:p>
     <w:p>
@@ -29367,7 +29537,7 @@
           <w:sz w:val="21"/>
           <w:szCs w:val="21"/>
         </w:rPr>
-        <w:t xml:space="preserve"> CRI-Net has had no clinical validation. The fielded analogue — the FDA-cleared CipherOx compensatory-reserve monitor — is a different artefact by different people; this network is not it and is not cleared. (Project materials cite that device under two different FDA identifiers, De Novo </w:t>
+        <w:t xml:space="preserve"> CRI-Net has had no clinical validation. The </w:t>
       </w:r>
       <w:r>
         <w:rPr>
@@ -29376,14 +29546,14 @@
           <w:sz w:val="21"/>
           <w:szCs w:val="21"/>
         </w:rPr>
-        <w:t xml:space="preserve">DEN160020</w:t>
-      </w:r>
-      <w:r>
-        <w:rPr>
-          <w:sz w:val="21"/>
-          <w:szCs w:val="21"/>
-        </w:rPr>
-        <w:t xml:space="preserve"> and 510(k) </w:t>
+        <w:t xml:space="preserve">CipherOx CRI M1 (reference)</w:t>
+      </w:r>
+      <w:r>
+        <w:rPr>
+          <w:sz w:val="21"/>
+          <w:szCs w:val="21"/>
+        </w:rPr>
+        <w:t xml:space="preserve"> is a different artefact by different people and appears here only as external-device reference context; this network is not it and inherits no regulatory status from it. Project materials cite external records under De Novo </w:t>
       </w:r>
       <w:r>
         <w:rPr>
@@ -29392,6 +29562,22 @@
           <w:sz w:val="21"/>
           <w:szCs w:val="21"/>
         </w:rPr>
+        <w:t xml:space="preserve">DEN160020</w:t>
+      </w:r>
+      <w:r>
+        <w:rPr>
+          <w:sz w:val="21"/>
+          <w:szCs w:val="21"/>
+        </w:rPr>
+        <w:t xml:space="preserve"> and 510(k) </w:t>
+      </w:r>
+      <w:r>
+        <w:rPr>
+          <w:b/>
+          <w:bCs/>
+          <w:sz w:val="21"/>
+          <w:szCs w:val="21"/>
+        </w:rPr>
         <w:t xml:space="preserve">K173929</w:t>
       </w:r>
       <w:r>
@@ -29399,7 +29585,7 @@
           <w:sz w:val="21"/>
           <w:szCs w:val="21"/>
         </w:rPr>
-        <w:t xml:space="preserve">; both appear in the record and the discrepancy should be resolved before either is quoted externally.)</w:t>
+        <w:t xml:space="preserve">. Both identifiers remain in the historical record; this document does not invent a reconciliation or treat either as evidence of an ANGEL SWARM integration or status.</w:t>
       </w:r>
     </w:p>
     <w:p>
@@ -29853,7 +30039,7 @@
           <w:sz w:val="21"/>
           <w:szCs w:val="21"/>
         </w:rPr>
-        <w:t xml:space="preserve"> — 118 engine assertions, shipping inside the package.</w:t>
+        <w:t xml:space="preserve"> — 190 total checks shipping inside the package, covering engine and host UI behavior, including 12 standalone RESUPPLY TRACK checks; 189 pass and 1 fail. RESUPPLY TRACK is 12/12 passing and the separately tracked pre-existing EUCOM_FJORD directional check is the only failure.</w:t>
       </w:r>
     </w:p>
     <w:p>
